--- a/tillsyn/A 27023-2026 tillsynsbegäran.docx
+++ b/tillsyn/A 27023-2026 tillsynsbegäran.docx
@@ -306,7 +306,7 @@
     <w:r>
       <w:tab/>
       <w:tab/>
-      <w:t>2026-06-18</w:t>
+      <w:t>2026-06-19</w:t>
       <w:br/>
       <w:br/>
     </w:r>

--- a/tillsyn/A 27023-2026 tillsynsbegäran.docx
+++ b/tillsyn/A 27023-2026 tillsynsbegäran.docx
@@ -306,7 +306,7 @@
     <w:r>
       <w:tab/>
       <w:tab/>
-      <w:t>2026-06-19</w:t>
+      <w:t>2026-06-20</w:t>
       <w:br/>
       <w:br/>
     </w:r>

--- a/tillsyn/A 27023-2026 tillsynsbegäran.docx
+++ b/tillsyn/A 27023-2026 tillsynsbegäran.docx
@@ -12,10 +12,7 @@
     </w:p>
     <w:p>
       <w:r>
-        <w:t>Detta dokument behandlar höga naturvärden i avverkningsanmälan A 27023-2026 i Askersunds kommun som inkom 2026-06-12 och omfattar 2,3 ha.</w:t>
-      </w:r>
-      <w:r>
-        <w:t xml:space="preserve"> I Figur 1 visas fyndplatser för naturvårdsarter i området, som finns registrerade på Artportalen.</w:t>
+        <w:t>Denna tillsynsbegäran behandlar höga naturvärden i avverkningsanmälan A 27023-2026 i Askersunds kommun som inkom 2026-06-12 och omfattar 2,3 ha.</w:t>
       </w:r>
     </w:p>
     <w:p>
@@ -63,7 +60,20 @@
         <w:spacing w:after="240"/>
       </w:pPr>
       <w:r>
-        <w:t>Figur 1. Fyndplatser för naturvårdsarter inom 12 meter från avverkningsanmälan (röd linje). Inom parentes anges rödlistekategorier, S för signalarter, Tför typiska arter och fridlysningsparagrafer i artskyddsförordningen.Markörer utan svart kant är placerade på fyndplatsen. Markörer med svart kant är placerade vid sidan av fyndplatsen och har ett svart streck som visar fyndplatsens exakta position. Kartans mittpunktskoordinat är N 6537280, E 509066 i SWEREF 99 TM.</w:t>
+        <w:t>Figur 1. Fyndplatser för naturvårdsarter inom 12 meter från avverkningsanmälan. Markörer utan svart kant är placerade på fyndplatsen. Markörer med svart kant är placerade vid sidan av fyndplatsen har ett svart streck som visar fyndplatsens exakta position. Kartans mittpunktskoordinat är N 6537280, E 509066 i SWEREF 99 TM.</w:t>
+      </w:r>
+    </w:p>
+    <w:p>
+      <w:r>
+        <w:t>Inom 12 meter från avverkningsanmälan finns fynd av 2 naturvårdsarter, varav 1 är fridlyst, 2 är typiska (T) och 1 är signalart (S): grönpyrola (S, T) och blåsippa (T, §9). Se Figur 1.</w:t>
+      </w:r>
+    </w:p>
+    <w:p>
+      <w:pPr>
+        <w:pStyle w:val="Heading1"/>
+      </w:pPr>
+      <w:r>
+        <w:t>Tillsynsbegäran</w:t>
       </w:r>
     </w:p>
     <w:p>
@@ -77,39 +87,45 @@
       </w:r>
     </w:p>
     <w:p>
-      <w:r>
-        <w:t>Nedan beskrivs fynd av naturvårdsarter och fridlysta arter som gjorts i det avverkningsanmälda området.</w:t>
-      </w:r>
-    </w:p>
-    <w:p>
       <w:pPr>
         <w:pStyle w:val="Heading1"/>
       </w:pPr>
       <w:r>
-        <w:t>Naturvårdsarter</w:t>
+        <w:t>Naturvårdsarter och fridlysta arter</w:t>
       </w:r>
     </w:p>
     <w:p>
       <w:r>
-        <w:t>Inom 12 meter från avverkningsanmälan har följande 2 naturvårdsarter hittats: grönpyrola (S, T) och blåsippa (T, §9). Arter som är signalarter enligt Skogsstyrelsen har markerats med (S). Typiska arter inom Natura 2000 som är kopplade till skogsekosystem har markerats med (T). För fridlysta arter anges även paragrafen i Artskyddsförordningen som arten är fridlyst enligt.</w:t>
+        <w:t>Nedan följer beskrivningar av de naturvårdsarter och fridlysta arter som har sina livsmiljöer och växtplatser i den avverkningsanmälda skogen. De påträffade naturvårdsarterna är ett tydligt kvitto på att det rör sig om en skog med höga naturvärden.</w:t>
       </w:r>
     </w:p>
     <w:p>
       <w:r>
-        <w:t>De påträffade naturvårdsarterna är ett tydligt kvitto på att det rör sig om en skog med höga naturvärden.</w:t>
+        <w:rPr>
+          <w:b/>
+        </w:rPr>
+        <w:t xml:space="preserve">Grönpyrola </w:t>
       </w:r>
-    </w:p>
-    <w:p>
-      <w:pPr>
-        <w:pStyle w:val="Heading2"/>
-      </w:pPr>
       <w:r>
-        <w:t>Fridlysta arter</w:t>
+        <w:t xml:space="preserve">växer främst på sandig, torr eller frisk mark i äldre barrskog, ofta på isälvsmaterial såsom sand och grus. Den påträffas främst i äldre naturligt uppkomna barrskogar, exempelvis på tallmoar, i åssluttningar, dyner och rasbranter. Arten är känslig för skogsbruksmetoder såsom slutavverkning och markberedning. Grönpyrola är typisk art för </w:t>
       </w:r>
-    </w:p>
-    <w:p>
       <w:r>
-        <w:t>Följande fridlysta arter har sina livsmiljöer och växtplatser i den avverkningsanmälda skogen: blåsippa (T, §9).</w:t>
+        <w:rPr>
+          <w:i/>
+        </w:rPr>
+        <w:t>9010 Taiga, 9060 Åsbarrskog</w:t>
+      </w:r>
+      <w:r>
+        <w:t xml:space="preserve"> och</w:t>
+      </w:r>
+      <w:r>
+        <w:rPr>
+          <w:i/>
+        </w:rPr>
+        <w:t xml:space="preserve"> 1610 Åsöar i Östersjön </w:t>
+      </w:r>
+      <w:r>
+        <w:t>(Nitare &amp; Skogsstyrelsen, 2019; SLU Artdatabanken, 2025).</w:t>
       </w:r>
     </w:p>
     <w:p>
@@ -139,43 +155,6 @@
       </w:r>
       <w:r>
         <w:t xml:space="preserve"> (SLU Artdatabanken, 2025).</w:t>
-      </w:r>
-    </w:p>
-    <w:p>
-      <w:pPr>
-        <w:pStyle w:val="Heading2"/>
-      </w:pPr>
-      <w:r>
-        <w:t>Övriga naturvårdsarter</w:t>
-      </w:r>
-    </w:p>
-    <w:p>
-      <w:r>
-        <w:rPr>
-          <w:b/>
-        </w:rPr>
-        <w:t xml:space="preserve">Grönpyrola </w:t>
-      </w:r>
-      <w:r>
-        <w:t xml:space="preserve">växer främst på sandig, torr eller frisk mark i äldre barrskog, ofta på isälvsmaterial såsom sand och grus. Den påträffas främst i äldre naturligt uppkomna barrskogar, exempelvis på tallmoar, i åssluttningar, dyner och rasbranter. Arten är känslig för skogsbruksmetoder såsom slutavverkning och markberedning. Grönpyrola är typisk art för </w:t>
-      </w:r>
-      <w:r>
-        <w:rPr>
-          <w:i/>
-        </w:rPr>
-        <w:t>9010 Taiga, 9060 Åsbarrskog</w:t>
-      </w:r>
-      <w:r>
-        <w:t xml:space="preserve"> och</w:t>
-      </w:r>
-      <w:r>
-        <w:rPr>
-          <w:i/>
-        </w:rPr>
-        <w:t xml:space="preserve"> 1610 Åsöar i Östersjön </w:t>
-      </w:r>
-      <w:r>
-        <w:t>(Nitare &amp; Skogsstyrelsen, 2019; SLU Artdatabanken, 2025).</w:t>
       </w:r>
     </w:p>
     <w:sectPr>
@@ -306,7 +285,7 @@
     <w:r>
       <w:tab/>
       <w:tab/>
-      <w:t>2026-06-20</w:t>
+      <w:t>2026-06-21</w:t>
       <w:br/>
       <w:br/>
     </w:r>

--- a/tillsyn/A 27023-2026 tillsynsbegäran.docx
+++ b/tillsyn/A 27023-2026 tillsynsbegäran.docx
@@ -285,7 +285,7 @@
     <w:r>
       <w:tab/>
       <w:tab/>
-      <w:t>2026-06-21</w:t>
+      <w:t>2026-06-22</w:t>
       <w:br/>
       <w:br/>
     </w:r>

--- a/tillsyn/A 27023-2026 tillsynsbegäran.docx
+++ b/tillsyn/A 27023-2026 tillsynsbegäran.docx
@@ -285,7 +285,7 @@
     <w:r>
       <w:tab/>
       <w:tab/>
-      <w:t>2026-06-22</w:t>
+      <w:t>2026-06-23</w:t>
       <w:br/>
       <w:br/>
     </w:r>

--- a/tillsyn/A 27023-2026 tillsynsbegäran.docx
+++ b/tillsyn/A 27023-2026 tillsynsbegäran.docx
@@ -285,7 +285,7 @@
     <w:r>
       <w:tab/>
       <w:tab/>
-      <w:t>2026-06-23</w:t>
+      <w:t>2026-06-24</w:t>
       <w:br/>
       <w:br/>
     </w:r>

--- a/tillsyn/A 27023-2026 tillsynsbegäran.docx
+++ b/tillsyn/A 27023-2026 tillsynsbegäran.docx
@@ -285,7 +285,7 @@
     <w:r>
       <w:tab/>
       <w:tab/>
-      <w:t>2026-06-24</w:t>
+      <w:t>2026-06-25</w:t>
       <w:br/>
       <w:br/>
     </w:r>

--- a/tillsyn/A 27023-2026 tillsynsbegäran.docx
+++ b/tillsyn/A 27023-2026 tillsynsbegäran.docx
@@ -285,7 +285,7 @@
     <w:r>
       <w:tab/>
       <w:tab/>
-      <w:t>2026-06-25</w:t>
+      <w:t>2026-06-26</w:t>
       <w:br/>
       <w:br/>
     </w:r>

--- a/tillsyn/A 27023-2026 tillsynsbegäran.docx
+++ b/tillsyn/A 27023-2026 tillsynsbegäran.docx
@@ -285,7 +285,7 @@
     <w:r>
       <w:tab/>
       <w:tab/>
-      <w:t>2026-06-26</w:t>
+      <w:t>2026-06-27</w:t>
       <w:br/>
       <w:br/>
     </w:r>

--- a/tillsyn/A 27023-2026 tillsynsbegäran.docx
+++ b/tillsyn/A 27023-2026 tillsynsbegäran.docx
@@ -285,7 +285,7 @@
     <w:r>
       <w:tab/>
       <w:tab/>
-      <w:t>2026-06-27</w:t>
+      <w:t>2026-06-28</w:t>
       <w:br/>
       <w:br/>
     </w:r>

--- a/tillsyn/A 27023-2026 tillsynsbegäran.docx
+++ b/tillsyn/A 27023-2026 tillsynsbegäran.docx
@@ -285,7 +285,7 @@
     <w:r>
       <w:tab/>
       <w:tab/>
-      <w:t>2026-06-28</w:t>
+      <w:t>2026-06-29</w:t>
       <w:br/>
       <w:br/>
     </w:r>

--- a/tillsyn/A 27023-2026 tillsynsbegäran.docx
+++ b/tillsyn/A 27023-2026 tillsynsbegäran.docx
@@ -285,7 +285,7 @@
     <w:r>
       <w:tab/>
       <w:tab/>
-      <w:t>2026-06-29</w:t>
+      <w:t>2026-06-30</w:t>
       <w:br/>
       <w:br/>
     </w:r>

--- a/tillsyn/A 27023-2026 tillsynsbegäran.docx
+++ b/tillsyn/A 27023-2026 tillsynsbegäran.docx
@@ -285,7 +285,7 @@
     <w:r>
       <w:tab/>
       <w:tab/>
-      <w:t>2026-06-30</w:t>
+      <w:t>2026-07-01</w:t>
       <w:br/>
       <w:br/>
     </w:r>

--- a/tillsyn/A 27023-2026 tillsynsbegäran.docx
+++ b/tillsyn/A 27023-2026 tillsynsbegäran.docx
@@ -285,7 +285,7 @@
     <w:r>
       <w:tab/>
       <w:tab/>
-      <w:t>2026-07-01</w:t>
+      <w:t>2026-07-02</w:t>
       <w:br/>
       <w:br/>
     </w:r>

--- a/tillsyn/A 27023-2026 tillsynsbegäran.docx
+++ b/tillsyn/A 27023-2026 tillsynsbegäran.docx
@@ -285,7 +285,7 @@
     <w:r>
       <w:tab/>
       <w:tab/>
-      <w:t>2026-07-13</w:t>
+      <w:t>2026-07-14</w:t>
       <w:br/>
       <w:br/>
     </w:r>

--- a/tillsyn/A 27023-2026 tillsynsbegäran.docx
+++ b/tillsyn/A 27023-2026 tillsynsbegäran.docx
@@ -285,7 +285,7 @@
     <w:r>
       <w:tab/>
       <w:tab/>
-      <w:t>2026-07-14</w:t>
+      <w:t>2026-07-15</w:t>
       <w:br/>
       <w:br/>
     </w:r>

--- a/tillsyn/A 27023-2026 tillsynsbegäran.docx
+++ b/tillsyn/A 27023-2026 tillsynsbegäran.docx
@@ -285,7 +285,7 @@
     <w:r>
       <w:tab/>
       <w:tab/>
-      <w:t>2026-07-15</w:t>
+      <w:t>2026-07-16</w:t>
       <w:br/>
       <w:br/>
     </w:r>

--- a/tillsyn/A 27023-2026 tillsynsbegäran.docx
+++ b/tillsyn/A 27023-2026 tillsynsbegäran.docx
@@ -285,7 +285,7 @@
     <w:r>
       <w:tab/>
       <w:tab/>
-      <w:t>2026-07-16</w:t>
+      <w:t>2026-07-17</w:t>
       <w:br/>
       <w:br/>
     </w:r>

--- a/tillsyn/A 27023-2026 tillsynsbegäran.docx
+++ b/tillsyn/A 27023-2026 tillsynsbegäran.docx
@@ -285,7 +285,7 @@
     <w:r>
       <w:tab/>
       <w:tab/>
-      <w:t>2026-07-17</w:t>
+      <w:t>2026-07-18</w:t>
       <w:br/>
       <w:br/>
     </w:r>

--- a/tillsyn/A 27023-2026 tillsynsbegäran.docx
+++ b/tillsyn/A 27023-2026 tillsynsbegäran.docx
@@ -285,7 +285,7 @@
     <w:r>
       <w:tab/>
       <w:tab/>
-      <w:t>2026-07-18</w:t>
+      <w:t>2026-07-19</w:t>
       <w:br/>
       <w:br/>
     </w:r>

--- a/tillsyn/A 27023-2026 tillsynsbegäran.docx
+++ b/tillsyn/A 27023-2026 tillsynsbegäran.docx
@@ -285,7 +285,7 @@
     <w:r>
       <w:tab/>
       <w:tab/>
-      <w:t>2026-07-19</w:t>
+      <w:t>2026-07-20</w:t>
       <w:br/>
       <w:br/>
     </w:r>

--- a/tillsyn/A 27023-2026 tillsynsbegäran.docx
+++ b/tillsyn/A 27023-2026 tillsynsbegäran.docx
@@ -285,7 +285,7 @@
     <w:r>
       <w:tab/>
       <w:tab/>
-      <w:t>2026-07-20</w:t>
+      <w:t>2026-07-21</w:t>
       <w:br/>
       <w:br/>
     </w:r>

--- a/tillsyn/A 27023-2026 tillsynsbegäran.docx
+++ b/tillsyn/A 27023-2026 tillsynsbegäran.docx
@@ -285,7 +285,7 @@
     <w:r>
       <w:tab/>
       <w:tab/>
-      <w:t>2026-07-21</w:t>
+      <w:t>2026-07-22</w:t>
       <w:br/>
       <w:br/>
     </w:r>

--- a/tillsyn/A 27023-2026 tillsynsbegäran.docx
+++ b/tillsyn/A 27023-2026 tillsynsbegäran.docx
@@ -285,7 +285,7 @@
     <w:r>
       <w:tab/>
       <w:tab/>
-      <w:t>2026-07-22</w:t>
+      <w:t>2026-07-23</w:t>
       <w:br/>
       <w:br/>
     </w:r>

--- a/tillsyn/A 27023-2026 tillsynsbegäran.docx
+++ b/tillsyn/A 27023-2026 tillsynsbegäran.docx
@@ -285,7 +285,7 @@
     <w:r>
       <w:tab/>
       <w:tab/>
-      <w:t>2026-07-23</w:t>
+      <w:t>2026-07-24</w:t>
       <w:br/>
       <w:br/>
     </w:r>

--- a/tillsyn/A 27023-2026 tillsynsbegäran.docx
+++ b/tillsyn/A 27023-2026 tillsynsbegäran.docx
@@ -285,7 +285,7 @@
     <w:r>
       <w:tab/>
       <w:tab/>
-      <w:t>2026-07-24</w:t>
+      <w:t>2026-07-25</w:t>
       <w:br/>
       <w:br/>
     </w:r>

--- a/tillsyn/A 27023-2026 tillsynsbegäran.docx
+++ b/tillsyn/A 27023-2026 tillsynsbegäran.docx
@@ -285,7 +285,7 @@
     <w:r>
       <w:tab/>
       <w:tab/>
-      <w:t>2026-07-25</w:t>
+      <w:t>2026-07-26</w:t>
       <w:br/>
       <w:br/>
     </w:r>

--- a/tillsyn/A 27023-2026 tillsynsbegäran.docx
+++ b/tillsyn/A 27023-2026 tillsynsbegäran.docx
@@ -285,7 +285,7 @@
     <w:r>
       <w:tab/>
       <w:tab/>
-      <w:t>2026-07-26</w:t>
+      <w:t>2026-07-27</w:t>
       <w:br/>
       <w:br/>
     </w:r>

--- a/tillsyn/A 27023-2026 tillsynsbegäran.docx
+++ b/tillsyn/A 27023-2026 tillsynsbegäran.docx
@@ -285,7 +285,7 @@
     <w:r>
       <w:tab/>
       <w:tab/>
-      <w:t>2026-07-27</w:t>
+      <w:t>2026-07-28</w:t>
       <w:br/>
       <w:br/>
     </w:r>

--- a/tillsyn/A 27023-2026 tillsynsbegäran.docx
+++ b/tillsyn/A 27023-2026 tillsynsbegäran.docx
@@ -285,7 +285,7 @@
     <w:r>
       <w:tab/>
       <w:tab/>
-      <w:t>2026-07-28</w:t>
+      <w:t>2026-07-29</w:t>
       <w:br/>
       <w:br/>
     </w:r>

--- a/tillsyn/A 27023-2026 tillsynsbegäran.docx
+++ b/tillsyn/A 27023-2026 tillsynsbegäran.docx
@@ -285,7 +285,7 @@
     <w:r>
       <w:tab/>
       <w:tab/>
-      <w:t>2026-07-29</w:t>
+      <w:t>2026-07-30</w:t>
       <w:br/>
       <w:br/>
     </w:r>

--- a/tillsyn/A 27023-2026 tillsynsbegäran.docx
+++ b/tillsyn/A 27023-2026 tillsynsbegäran.docx
@@ -285,7 +285,7 @@
     <w:r>
       <w:tab/>
       <w:tab/>
-      <w:t>2026-07-30</w:t>
+      <w:t>2026-07-31</w:t>
       <w:br/>
       <w:br/>
     </w:r>

--- a/tillsyn/A 27023-2026 tillsynsbegäran.docx
+++ b/tillsyn/A 27023-2026 tillsynsbegäran.docx
@@ -285,7 +285,7 @@
     <w:r>
       <w:tab/>
       <w:tab/>
-      <w:t>2026-07-31</w:t>
+      <w:t>2026-08-01</w:t>
       <w:br/>
       <w:br/>
     </w:r>

--- a/tillsyn/A 27023-2026 tillsynsbegäran.docx
+++ b/tillsyn/A 27023-2026 tillsynsbegäran.docx
@@ -285,7 +285,7 @@
     <w:r>
       <w:tab/>
       <w:tab/>
-      <w:t>2026-08-01</w:t>
+      <w:t>2026-08-02</w:t>
       <w:br/>
       <w:br/>
     </w:r>

--- a/tillsyn/A 27023-2026 tillsynsbegäran.docx
+++ b/tillsyn/A 27023-2026 tillsynsbegäran.docx
@@ -285,7 +285,7 @@
     <w:r>
       <w:tab/>
       <w:tab/>
-      <w:t>2026-08-02</w:t>
+      <w:t>2026-08-03</w:t>
       <w:br/>
       <w:br/>
     </w:r>

--- a/tillsyn/A 27023-2026 tillsynsbegäran.docx
+++ b/tillsyn/A 27023-2026 tillsynsbegäran.docx
@@ -285,7 +285,7 @@
     <w:r>
       <w:tab/>
       <w:tab/>
-      <w:t>2026-08-03</w:t>
+      <w:t>2026-08-04</w:t>
       <w:br/>
       <w:br/>
     </w:r>

--- a/tillsyn/A 27023-2026 tillsynsbegäran.docx
+++ b/tillsyn/A 27023-2026 tillsynsbegäran.docx
@@ -285,7 +285,7 @@
     <w:r>
       <w:tab/>
       <w:tab/>
-      <w:t>2026-08-04</w:t>
+      <w:t>2026-08-05</w:t>
       <w:br/>
       <w:br/>
     </w:r>

--- a/tillsyn/A 27023-2026 tillsynsbegäran.docx
+++ b/tillsyn/A 27023-2026 tillsynsbegäran.docx
@@ -285,7 +285,7 @@
     <w:r>
       <w:tab/>
       <w:tab/>
-      <w:t>2026-08-05</w:t>
+      <w:t>2026-08-07</w:t>
       <w:br/>
       <w:br/>
     </w:r>

--- a/tillsyn/A 27023-2026 tillsynsbegäran.docx
+++ b/tillsyn/A 27023-2026 tillsynsbegäran.docx
@@ -285,7 +285,7 @@
     <w:r>
       <w:tab/>
       <w:tab/>
-      <w:t>2026-08-07</w:t>
+      <w:t>2026-08-08</w:t>
       <w:br/>
       <w:br/>
     </w:r>

--- a/tillsyn/A 27023-2026 tillsynsbegäran.docx
+++ b/tillsyn/A 27023-2026 tillsynsbegäran.docx
@@ -60,7 +60,7 @@
         <w:spacing w:after="240"/>
       </w:pPr>
       <w:r>
-        <w:t>Figur 1. Fyndplatser för naturvårdsarter inom 12 meter från avverkningsanmälan. Markörer utan svart kant är placerade på fyndplatsen. Markörer med svart kant är placerade vid sidan av fyndplatsen har ett svart streck som visar fyndplatsens exakta position. Kartans mittpunktskoordinat är N 6537280, E 509066 i SWEREF 99 TM.</w:t>
+        <w:t>Figur 1. Fyndplatser för naturvårdsarter inom 12 meter från avverkningsanmälan. Markörer utan svart kant är placerade på fyndplatsen. Markörer med svart kant är placerade vid sidan av fyndplatsen och har ett svart streck som visar fyndplatsens exakta position. Kartans mittpunktskoordinat är N 6537280, E 509066 i SWEREF 99 TM.</w:t>
       </w:r>
     </w:p>
     <w:p>
@@ -285,7 +285,7 @@
     <w:r>
       <w:tab/>
       <w:tab/>
-      <w:t>2026-08-14</w:t>
+      <w:t>2026-08-15</w:t>
       <w:br/>
       <w:br/>
     </w:r>

--- a/tillsyn/A 27023-2026 tillsynsbegäran.docx
+++ b/tillsyn/A 27023-2026 tillsynsbegäran.docx
@@ -285,7 +285,7 @@
     <w:r>
       <w:tab/>
       <w:tab/>
-      <w:t>2026-08-15</w:t>
+      <w:t>2026-08-16</w:t>
       <w:br/>
       <w:br/>
     </w:r>

--- a/tillsyn/A 27023-2026 tillsynsbegäran.docx
+++ b/tillsyn/A 27023-2026 tillsynsbegäran.docx
@@ -285,7 +285,7 @@
     <w:r>
       <w:tab/>
       <w:tab/>
-      <w:t>2026-08-16</w:t>
+      <w:t>2026-08-17</w:t>
       <w:br/>
       <w:br/>
     </w:r>

--- a/tillsyn/A 27023-2026 tillsynsbegäran.docx
+++ b/tillsyn/A 27023-2026 tillsynsbegäran.docx
@@ -285,7 +285,7 @@
     <w:r>
       <w:tab/>
       <w:tab/>
-      <w:t>2026-08-17</w:t>
+      <w:t>2026-08-18</w:t>
       <w:br/>
       <w:br/>
     </w:r>

--- a/tillsyn/A 27023-2026 tillsynsbegäran.docx
+++ b/tillsyn/A 27023-2026 tillsynsbegäran.docx
@@ -285,7 +285,7 @@
     <w:r>
       <w:tab/>
       <w:tab/>
-      <w:t>2026-08-18</w:t>
+      <w:t>2026-08-19</w:t>
       <w:br/>
       <w:br/>
     </w:r>

--- a/tillsyn/A 27023-2026 tillsynsbegäran.docx
+++ b/tillsyn/A 27023-2026 tillsynsbegäran.docx
@@ -285,7 +285,7 @@
     <w:r>
       <w:tab/>
       <w:tab/>
-      <w:t>2026-08-19</w:t>
+      <w:t>2026-08-20</w:t>
       <w:br/>
       <w:br/>
     </w:r>

--- a/tillsyn/A 27023-2026 tillsynsbegäran.docx
+++ b/tillsyn/A 27023-2026 tillsynsbegäran.docx
@@ -285,7 +285,7 @@
     <w:r>
       <w:tab/>
       <w:tab/>
-      <w:t>2026-08-20</w:t>
+      <w:t>2026-08-21</w:t>
       <w:br/>
       <w:br/>
     </w:r>

--- a/tillsyn/A 27023-2026 tillsynsbegäran.docx
+++ b/tillsyn/A 27023-2026 tillsynsbegäran.docx
@@ -285,7 +285,7 @@
     <w:r>
       <w:tab/>
       <w:tab/>
-      <w:t>2026-08-21</w:t>
+      <w:t>2026-08-22</w:t>
       <w:br/>
       <w:br/>
     </w:r>

--- a/tillsyn/A 27023-2026 tillsynsbegäran.docx
+++ b/tillsyn/A 27023-2026 tillsynsbegäran.docx
@@ -285,7 +285,7 @@
     <w:r>
       <w:tab/>
       <w:tab/>
-      <w:t>2026-08-22</w:t>
+      <w:t>2026-08-23</w:t>
       <w:br/>
       <w:br/>
     </w:r>

--- a/tillsyn/A 27023-2026 tillsynsbegäran.docx
+++ b/tillsyn/A 27023-2026 tillsynsbegäran.docx
@@ -285,7 +285,7 @@
     <w:r>
       <w:tab/>
       <w:tab/>
-      <w:t>2026-08-23</w:t>
+      <w:t>2026-08-24</w:t>
       <w:br/>
       <w:br/>
     </w:r>

--- a/tillsyn/A 27023-2026 tillsynsbegäran.docx
+++ b/tillsyn/A 27023-2026 tillsynsbegäran.docx
@@ -285,7 +285,7 @@
     <w:r>
       <w:tab/>
       <w:tab/>
-      <w:t>2026-08-24</w:t>
+      <w:t>2026-08-25</w:t>
       <w:br/>
       <w:br/>
     </w:r>

--- a/tillsyn/A 27023-2026 tillsynsbegäran.docx
+++ b/tillsyn/A 27023-2026 tillsynsbegäran.docx
@@ -285,7 +285,7 @@
     <w:r>
       <w:tab/>
       <w:tab/>
-      <w:t>2026-08-25</w:t>
+      <w:t>2026-08-26</w:t>
       <w:br/>
       <w:br/>
     </w:r>

--- a/tillsyn/A 27023-2026 tillsynsbegäran.docx
+++ b/tillsyn/A 27023-2026 tillsynsbegäran.docx
@@ -285,7 +285,7 @@
     <w:r>
       <w:tab/>
       <w:tab/>
-      <w:t>2026-08-26</w:t>
+      <w:t>2026-08-27</w:t>
       <w:br/>
       <w:br/>
     </w:r>

--- a/tillsyn/A 27023-2026 tillsynsbegäran.docx
+++ b/tillsyn/A 27023-2026 tillsynsbegäran.docx
@@ -285,7 +285,7 @@
     <w:r>
       <w:tab/>
       <w:tab/>
-      <w:t>2026-08-27</w:t>
+      <w:t>2026-08-28</w:t>
       <w:br/>
       <w:br/>
     </w:r>

--- a/tillsyn/A 27023-2026 tillsynsbegäran.docx
+++ b/tillsyn/A 27023-2026 tillsynsbegäran.docx
@@ -285,7 +285,7 @@
     <w:r>
       <w:tab/>
       <w:tab/>
-      <w:t>2026-08-28</w:t>
+      <w:t>2026-08-29</w:t>
       <w:br/>
       <w:br/>
     </w:r>

--- a/tillsyn/A 27023-2026 tillsynsbegäran.docx
+++ b/tillsyn/A 27023-2026 tillsynsbegäran.docx
@@ -285,7 +285,7 @@
     <w:r>
       <w:tab/>
       <w:tab/>
-      <w:t>2026-08-29</w:t>
+      <w:t>2026-08-31</w:t>
       <w:br/>
       <w:br/>
     </w:r>

--- a/tillsyn/A 27023-2026 tillsynsbegäran.docx
+++ b/tillsyn/A 27023-2026 tillsynsbegäran.docx
@@ -285,7 +285,7 @@
     <w:r>
       <w:tab/>
       <w:tab/>
-      <w:t>2026-08-31</w:t>
+      <w:t>2026-09-01</w:t>
       <w:br/>
       <w:br/>
     </w:r>

--- a/tillsyn/A 27023-2026 tillsynsbegäran.docx
+++ b/tillsyn/A 27023-2026 tillsynsbegäran.docx
@@ -285,7 +285,7 @@
     <w:r>
       <w:tab/>
       <w:tab/>
-      <w:t>2026-09-01</w:t>
+      <w:t>2026-09-02</w:t>
       <w:br/>
       <w:br/>
     </w:r>

--- a/tillsyn/A 27023-2026 tillsynsbegäran.docx
+++ b/tillsyn/A 27023-2026 tillsynsbegäran.docx
@@ -285,7 +285,7 @@
     <w:r>
       <w:tab/>
       <w:tab/>
-      <w:t>2026-09-02</w:t>
+      <w:t>2026-09-03</w:t>
       <w:br/>
       <w:br/>
     </w:r>

--- a/tillsyn/A 27023-2026 tillsynsbegäran.docx
+++ b/tillsyn/A 27023-2026 tillsynsbegäran.docx
@@ -285,7 +285,7 @@
     <w:r>
       <w:tab/>
       <w:tab/>
-      <w:t>2026-09-03</w:t>
+      <w:t>2026-09-04</w:t>
       <w:br/>
       <w:br/>
     </w:r>

--- a/tillsyn/A 27023-2026 tillsynsbegäran.docx
+++ b/tillsyn/A 27023-2026 tillsynsbegäran.docx
@@ -285,7 +285,7 @@
     <w:r>
       <w:tab/>
       <w:tab/>
-      <w:t>2026-09-04</w:t>
+      <w:t>2026-09-05</w:t>
       <w:br/>
       <w:br/>
     </w:r>

--- a/tillsyn/A 27023-2026 tillsynsbegäran.docx
+++ b/tillsyn/A 27023-2026 tillsynsbegäran.docx
@@ -285,7 +285,7 @@
     <w:r>
       <w:tab/>
       <w:tab/>
-      <w:t>2026-09-05</w:t>
+      <w:t>2026-09-06</w:t>
       <w:br/>
       <w:br/>
     </w:r>

--- a/tillsyn/A 27023-2026 tillsynsbegäran.docx
+++ b/tillsyn/A 27023-2026 tillsynsbegäran.docx
@@ -285,7 +285,7 @@
     <w:r>
       <w:tab/>
       <w:tab/>
-      <w:t>2026-09-06</w:t>
+      <w:t>2026-09-07</w:t>
       <w:br/>
       <w:br/>
     </w:r>

--- a/tillsyn/A 27023-2026 tillsynsbegäran.docx
+++ b/tillsyn/A 27023-2026 tillsynsbegäran.docx
@@ -285,7 +285,7 @@
     <w:r>
       <w:tab/>
       <w:tab/>
-      <w:t>2026-09-07</w:t>
+      <w:t>2026-09-08</w:t>
       <w:br/>
       <w:br/>
     </w:r>

--- a/tillsyn/A 27023-2026 tillsynsbegäran.docx
+++ b/tillsyn/A 27023-2026 tillsynsbegäran.docx
@@ -285,7 +285,7 @@
     <w:r>
       <w:tab/>
       <w:tab/>
-      <w:t>2026-09-08</w:t>
+      <w:t>2026-09-09</w:t>
       <w:br/>
       <w:br/>
     </w:r>

--- a/tillsyn/A 27023-2026 tillsynsbegäran.docx
+++ b/tillsyn/A 27023-2026 tillsynsbegäran.docx
@@ -285,7 +285,7 @@
     <w:r>
       <w:tab/>
       <w:tab/>
-      <w:t>2026-09-09</w:t>
+      <w:t>2026-09-10</w:t>
       <w:br/>
       <w:br/>
     </w:r>

--- a/tillsyn/A 27023-2026 tillsynsbegäran.docx
+++ b/tillsyn/A 27023-2026 tillsynsbegäran.docx
@@ -285,7 +285,7 @@
     <w:r>
       <w:tab/>
       <w:tab/>
-      <w:t>2026-09-10</w:t>
+      <w:t>2026-09-11</w:t>
       <w:br/>
       <w:br/>
     </w:r>

--- a/tillsyn/A 27023-2026 tillsynsbegäran.docx
+++ b/tillsyn/A 27023-2026 tillsynsbegäran.docx
@@ -285,7 +285,7 @@
     <w:r>
       <w:tab/>
       <w:tab/>
-      <w:t>2026-09-11</w:t>
+      <w:t>2026-09-12</w:t>
       <w:br/>
       <w:br/>
     </w:r>

--- a/tillsyn/A 27023-2026 tillsynsbegäran.docx
+++ b/tillsyn/A 27023-2026 tillsynsbegäran.docx
@@ -285,7 +285,7 @@
     <w:r>
       <w:tab/>
       <w:tab/>
-      <w:t>2026-09-12</w:t>
+      <w:t>2026-09-13</w:t>
       <w:br/>
       <w:br/>
     </w:r>
